--- a/filled_docs/individual_task/bachelors/piikn/fourth_year_students/8th_semester/Иванов_Иван_Иванович_Прил 1_ИЗ на практику_Бакалавриат_ПИиКН_8 семестр.docx
+++ b/filled_docs/individual_task/bachelors/piikn/fourth_year_students/8th_semester/Иванов_Иван_Иванович_Прил 1_ИЗ на практику_Бакалавриат_ПИиКН_8 семестр.docx
@@ -1951,8 +1951,30 @@
                 <w:color w:val="000000" w:themeColor="text1"/>
                 <w:sz w:val="18"/>
                 <w:szCs w:val="18"/>
+                <w:lang w:val="en-US"/>
               </w:rPr>
             </w:pPr>
+            <w:r>
+              <w:rPr>
+                <w:rFonts w:ascii="Times New Roman" w:eastAsia="Times New Roman" w:hAnsi="Times New Roman" w:cs="Times New Roman"/>
+                <w:color w:val="000000" w:themeColor="text1"/>
+                <w:sz w:val="18"/>
+                <w:szCs w:val="18"/>
+              </w:rPr>
+              <w:t>01</w:t>
+            </w:r>
+            <w:r>
+              <w:rPr>
+                <w:rFonts w:ascii="Times New Roman" w:eastAsia="Times New Roman" w:hAnsi="Times New Roman" w:cs="Times New Roman"/>
+                <w:color w:val="000000" w:themeColor="text1"/>
+                <w:sz w:val="18"/>
+                <w:szCs w:val="18"/>
+                <w:lang w:val="en-US"/>
+              </w:rPr>
+              <w:t>.01.01</w:t>
+            </w:r>
+            <w:bookmarkStart w:id="2" w:name="_GoBack"/>
+            <w:bookmarkEnd w:id="2"/>
           </w:p>
         </w:tc>
         <w:tc>
@@ -3417,8 +3439,6 @@
         </w:rPr>
         <w:t xml:space="preserve"> Подпись руководителя практики в профильной организации заверяется в профильной организации.</w:t>
       </w:r>
-      <w:bookmarkStart w:id="2" w:name="_GoBack"/>
-      <w:bookmarkEnd w:id="2"/>
     </w:p>
     <w:sectPr>
       <w:pgSz w:w="11906" w:h="16838"/>
@@ -4723,7 +4743,7 @@
 </file>
 
 <file path=customXml/itemProps2.xml><?xml version="1.0" encoding="utf-8"?>
-<ds:datastoreItem xmlns:ds="http://schemas.openxmlformats.org/officeDocument/2006/customXml" ds:itemID="{E1BBF146-A207-4C51-BA5F-6B4FF9A99AD5}">
+<ds:datastoreItem xmlns:ds="http://schemas.openxmlformats.org/officeDocument/2006/customXml" ds:itemID="{3D12B042-D7FA-4C2D-AFAE-1E4DEB644AAF}">
   <ds:schemaRefs>
     <ds:schemaRef ds:uri="http://schemas.openxmlformats.org/officeDocument/2006/bibliography"/>
   </ds:schemaRefs>
